--- a/Samiul_Alam_Sumel_Final.docx
+++ b/Samiul_Alam_Sumel_Final.docx
@@ -147,6 +147,7 @@
     <w:p>
       <w:pPr>
         <w:spacing w:after="80" w:line="252" w:lineRule="auto"/>
+        <w:jc w:val="both"/>
       </w:pPr>
       <w:r>
         <w:rPr>
@@ -176,6 +177,7 @@
     <w:p>
       <w:pPr>
         <w:spacing w:after="60" w:line="240" w:lineRule="auto"/>
+        <w:jc w:val="both"/>
       </w:pPr>
       <w:r>
         <w:rPr>
@@ -196,6 +198,7 @@
     <w:p>
       <w:pPr>
         <w:spacing w:after="60" w:line="240" w:lineRule="auto"/>
+        <w:jc w:val="both"/>
       </w:pPr>
       <w:r>
         <w:rPr>
@@ -216,6 +219,7 @@
     <w:p>
       <w:pPr>
         <w:spacing w:after="60" w:line="240" w:lineRule="auto"/>
+        <w:jc w:val="both"/>
       </w:pPr>
       <w:r>
         <w:rPr>
@@ -236,6 +240,7 @@
     <w:p>
       <w:pPr>
         <w:spacing w:after="60" w:line="240" w:lineRule="auto"/>
+        <w:jc w:val="both"/>
       </w:pPr>
       <w:r>
         <w:rPr>
@@ -333,6 +338,7 @@
         <w:pStyle w:val="ListBullet"/>
         <w:spacing w:after="20" w:before="0" w:line="240" w:lineRule="auto"/>
         <w:ind w:left="259"/>
+        <w:jc w:val="both"/>
       </w:pPr>
       <w:r>
         <w:rPr>
@@ -347,6 +353,7 @@
         <w:pStyle w:val="ListBullet"/>
         <w:spacing w:after="20" w:before="0" w:line="240" w:lineRule="auto"/>
         <w:ind w:left="259"/>
+        <w:jc w:val="both"/>
       </w:pPr>
       <w:r>
         <w:rPr>
@@ -361,6 +368,7 @@
         <w:pStyle w:val="ListBullet"/>
         <w:spacing w:after="20" w:before="0" w:line="240" w:lineRule="auto"/>
         <w:ind w:left="259"/>
+        <w:jc w:val="both"/>
       </w:pPr>
       <w:r>
         <w:rPr>
@@ -388,6 +396,7 @@
         <w:pStyle w:val="ListBullet"/>
         <w:spacing w:after="20" w:before="0" w:line="240" w:lineRule="auto"/>
         <w:ind w:left="259"/>
+        <w:jc w:val="both"/>
       </w:pPr>
       <w:r>
         <w:rPr>
@@ -402,6 +411,7 @@
         <w:pStyle w:val="ListBullet"/>
         <w:spacing w:after="20" w:before="0" w:line="240" w:lineRule="auto"/>
         <w:ind w:left="259"/>
+        <w:jc w:val="both"/>
       </w:pPr>
       <w:r>
         <w:rPr>
@@ -416,6 +426,7 @@
         <w:pStyle w:val="ListBullet"/>
         <w:spacing w:after="20" w:before="0" w:line="240" w:lineRule="auto"/>
         <w:ind w:left="259"/>
+        <w:jc w:val="both"/>
       </w:pPr>
       <w:r>
         <w:rPr>
@@ -468,6 +479,7 @@
         <w:pStyle w:val="ListBullet"/>
         <w:spacing w:after="20" w:before="0" w:line="240" w:lineRule="auto"/>
         <w:ind w:left="259"/>
+        <w:jc w:val="both"/>
       </w:pPr>
       <w:r>
         <w:rPr>
@@ -482,6 +494,7 @@
         <w:pStyle w:val="ListBullet"/>
         <w:spacing w:after="20" w:before="0" w:line="240" w:lineRule="auto"/>
         <w:ind w:left="259"/>
+        <w:jc w:val="both"/>
       </w:pPr>
       <w:r>
         <w:rPr>
@@ -559,6 +572,7 @@
     <w:p>
       <w:pPr>
         <w:spacing w:after="20" w:line="252" w:lineRule="auto"/>
+        <w:jc w:val="both"/>
       </w:pPr>
       <w:r>
         <w:rPr>
@@ -572,6 +586,7 @@
     <w:p>
       <w:pPr>
         <w:spacing w:after="20" w:line="252" w:lineRule="auto"/>
+        <w:jc w:val="both"/>
       </w:pPr>
       <w:r>
         <w:rPr>
@@ -585,6 +600,7 @@
     <w:p>
       <w:pPr>
         <w:spacing w:after="80" w:line="252" w:lineRule="auto"/>
+        <w:jc w:val="both"/>
       </w:pPr>
       <w:r>
         <w:rPr>
@@ -647,6 +663,7 @@
     <w:p>
       <w:pPr>
         <w:spacing w:after="20" w:line="252" w:lineRule="auto"/>
+        <w:jc w:val="both"/>
       </w:pPr>
       <w:r>
         <w:rPr>
@@ -660,6 +677,7 @@
     <w:p>
       <w:pPr>
         <w:spacing w:after="20" w:line="252" w:lineRule="auto"/>
+        <w:jc w:val="both"/>
       </w:pPr>
       <w:r>
         <w:rPr>
@@ -673,6 +691,7 @@
     <w:p>
       <w:pPr>
         <w:spacing w:after="80" w:line="252" w:lineRule="auto"/>
+        <w:jc w:val="both"/>
       </w:pPr>
       <w:r>
         <w:rPr>
@@ -735,6 +754,7 @@
     <w:p>
       <w:pPr>
         <w:spacing w:after="20" w:line="252" w:lineRule="auto"/>
+        <w:jc w:val="both"/>
       </w:pPr>
       <w:r>
         <w:rPr>
@@ -748,6 +768,7 @@
     <w:p>
       <w:pPr>
         <w:spacing w:after="20" w:line="252" w:lineRule="auto"/>
+        <w:jc w:val="both"/>
       </w:pPr>
       <w:r>
         <w:rPr>
@@ -761,6 +782,7 @@
     <w:p>
       <w:pPr>
         <w:spacing w:after="80" w:line="252" w:lineRule="auto"/>
+        <w:jc w:val="both"/>
       </w:pPr>
       <w:r>
         <w:rPr>
@@ -823,6 +845,7 @@
     <w:p>
       <w:pPr>
         <w:spacing w:after="20" w:line="252" w:lineRule="auto"/>
+        <w:jc w:val="both"/>
       </w:pPr>
       <w:r>
         <w:rPr>
@@ -836,6 +859,7 @@
     <w:p>
       <w:pPr>
         <w:spacing w:after="20" w:line="252" w:lineRule="auto"/>
+        <w:jc w:val="both"/>
       </w:pPr>
       <w:r>
         <w:rPr>
@@ -849,6 +873,7 @@
     <w:p>
       <w:pPr>
         <w:spacing w:after="80" w:line="252" w:lineRule="auto"/>
+        <w:jc w:val="both"/>
       </w:pPr>
       <w:r>
         <w:rPr>
@@ -916,6 +941,7 @@
     <w:p>
       <w:pPr>
         <w:spacing w:after="80" w:line="252" w:lineRule="auto"/>
+        <w:jc w:val="both"/>
       </w:pPr>
       <w:r>
         <w:rPr>
@@ -929,6 +955,7 @@
     <w:p>
       <w:pPr>
         <w:spacing w:after="80" w:line="252" w:lineRule="auto"/>
+        <w:jc w:val="both"/>
       </w:pPr>
       <w:r>
         <w:rPr>
@@ -958,6 +985,7 @@
     <w:p>
       <w:pPr>
         <w:spacing w:after="40" w:line="240" w:lineRule="auto"/>
+        <w:jc w:val="both"/>
       </w:pPr>
       <w:r>
         <w:rPr>
@@ -978,6 +1006,7 @@
     <w:p>
       <w:pPr>
         <w:spacing w:after="40" w:line="240" w:lineRule="auto"/>
+        <w:jc w:val="both"/>
       </w:pPr>
       <w:r>
         <w:rPr>
